--- a/Opdracht B - Voorbereiding/Game_Design_Document.docx
+++ b/Opdracht B - Voorbereiding/Game_Design_Document.docx
@@ -58,7 +58,7 @@
           <w:sz w:val="20"/>
           <w:szCs w:val="20"/>
         </w:rPr>
-        <w:t xml:space="preserve">Versie 1.0  |  Datum: 18 </w:t>
+        <w:t xml:space="preserve">Versie 1.2  |  Datum: 22 </w:t>
       </w:r>
       <w:proofErr w:type="spellStart"/>
       <w:r>
@@ -76,7 +76,79 @@
           <w:sz w:val="20"/>
           <w:szCs w:val="20"/>
         </w:rPr>
-        <w:t xml:space="preserve"> 2026</w:t>
+        <w:t xml:space="preserve"> 2026 (</w:t>
+      </w:r>
+      <w:proofErr w:type="spellStart"/>
+      <w:r>
+        <w:rPr>
+          <w:color w:val="888888"/>
+          <w:sz w:val="20"/>
+          <w:szCs w:val="20"/>
+        </w:rPr>
+        <w:t>verzamelbare</w:t>
+      </w:r>
+      <w:proofErr w:type="spellEnd"/>
+      <w:r>
+        <w:rPr>
+          <w:color w:val="888888"/>
+          <w:sz w:val="20"/>
+          <w:szCs w:val="20"/>
+        </w:rPr>
+        <w:t xml:space="preserve"> </w:t>
+      </w:r>
+      <w:proofErr w:type="spellStart"/>
+      <w:r>
+        <w:rPr>
+          <w:color w:val="888888"/>
+          <w:sz w:val="20"/>
+          <w:szCs w:val="20"/>
+        </w:rPr>
+        <w:t>munten</w:t>
+      </w:r>
+      <w:proofErr w:type="spellEnd"/>
+      <w:r>
+        <w:rPr>
+          <w:color w:val="888888"/>
+          <w:sz w:val="20"/>
+          <w:szCs w:val="20"/>
+        </w:rPr>
+        <w:t xml:space="preserve"> </w:t>
+      </w:r>
+      <w:proofErr w:type="spellStart"/>
+      <w:r>
+        <w:rPr>
+          <w:color w:val="888888"/>
+          <w:sz w:val="20"/>
+          <w:szCs w:val="20"/>
+        </w:rPr>
+        <w:t>toegevoegd</w:t>
+      </w:r>
+      <w:proofErr w:type="spellEnd"/>
+      <w:r>
+        <w:rPr>
+          <w:color w:val="888888"/>
+          <w:sz w:val="20"/>
+          <w:szCs w:val="20"/>
+        </w:rPr>
+        <w:t xml:space="preserve"> op basis van de </w:t>
+      </w:r>
+      <w:proofErr w:type="spellStart"/>
+      <w:r>
+        <w:rPr>
+          <w:color w:val="888888"/>
+          <w:sz w:val="20"/>
+          <w:szCs w:val="20"/>
+        </w:rPr>
+        <w:t>gebruikerstest</w:t>
+      </w:r>
+      <w:proofErr w:type="spellEnd"/>
+      <w:r>
+        <w:rPr>
+          <w:color w:val="888888"/>
+          <w:sz w:val="20"/>
+          <w:szCs w:val="20"/>
+        </w:rPr>
+        <w:t>)</w:t>
       </w:r>
     </w:p>
     <w:p>
@@ -128,12 +200,6 @@
         <w:gridCol w:w="6000"/>
       </w:tblGrid>
       <w:tr>
-        <w:tblPrEx>
-          <w:tblCellMar>
-            <w:top w:w="0" w:type="dxa"/>
-            <w:bottom w:w="0" w:type="dxa"/>
-          </w:tblCellMar>
-        </w:tblPrEx>
         <w:trPr>
           <w:tblHeader/>
         </w:trPr>
@@ -199,12 +265,6 @@
         </w:tc>
       </w:tr>
       <w:tr>
-        <w:tblPrEx>
-          <w:tblCellMar>
-            <w:top w:w="0" w:type="dxa"/>
-            <w:bottom w:w="0" w:type="dxa"/>
-          </w:tblCellMar>
-        </w:tblPrEx>
         <w:tc>
           <w:tcPr>
             <w:tcW w:w="3000" w:type="dxa"/>
@@ -263,12 +323,6 @@
         </w:tc>
       </w:tr>
       <w:tr>
-        <w:tblPrEx>
-          <w:tblCellMar>
-            <w:top w:w="0" w:type="dxa"/>
-            <w:bottom w:w="0" w:type="dxa"/>
-          </w:tblCellMar>
-        </w:tblPrEx>
         <w:tc>
           <w:tcPr>
             <w:tcW w:w="3000" w:type="dxa"/>
@@ -327,12 +381,6 @@
         </w:tc>
       </w:tr>
       <w:tr>
-        <w:tblPrEx>
-          <w:tblCellMar>
-            <w:top w:w="0" w:type="dxa"/>
-            <w:bottom w:w="0" w:type="dxa"/>
-          </w:tblCellMar>
-        </w:tblPrEx>
         <w:tc>
           <w:tcPr>
             <w:tcW w:w="3000" w:type="dxa"/>
@@ -383,18 +431,12 @@
                 <w:sz w:val="20"/>
                 <w:szCs w:val="20"/>
               </w:rPr>
-              <w:t>Godot 4.5</w:t>
+              <w:t>Godot 4.6</w:t>
             </w:r>
           </w:p>
         </w:tc>
       </w:tr>
       <w:tr>
-        <w:tblPrEx>
-          <w:tblCellMar>
-            <w:top w:w="0" w:type="dxa"/>
-            <w:bottom w:w="0" w:type="dxa"/>
-          </w:tblCellMar>
-        </w:tblPrEx>
         <w:tc>
           <w:tcPr>
             <w:tcW w:w="3000" w:type="dxa"/>
@@ -445,7 +487,23 @@
                 <w:sz w:val="20"/>
                 <w:szCs w:val="20"/>
               </w:rPr>
-              <w:t>Arcade hopper (</w:t>
+              <w:t xml:space="preserve">Arcade / </w:t>
+            </w:r>
+            <w:proofErr w:type="spellStart"/>
+            <w:r>
+              <w:rPr>
+                <w:sz w:val="20"/>
+                <w:szCs w:val="20"/>
+              </w:rPr>
+              <w:t>oversteek</w:t>
+            </w:r>
+            <w:proofErr w:type="spellEnd"/>
+            <w:r>
+              <w:rPr>
+                <w:sz w:val="20"/>
+                <w:szCs w:val="20"/>
+              </w:rPr>
+              <w:t>-game (</w:t>
             </w:r>
             <w:proofErr w:type="spellStart"/>
             <w:r>
@@ -483,12 +541,6 @@
         </w:tc>
       </w:tr>
       <w:tr>
-        <w:tblPrEx>
-          <w:tblCellMar>
-            <w:top w:w="0" w:type="dxa"/>
-            <w:bottom w:w="0" w:type="dxa"/>
-          </w:tblCellMar>
-        </w:tblPrEx>
         <w:tc>
           <w:tcPr>
             <w:tcW w:w="3000" w:type="dxa"/>
@@ -545,12 +597,6 @@
         </w:tc>
       </w:tr>
       <w:tr>
-        <w:tblPrEx>
-          <w:tblCellMar>
-            <w:top w:w="0" w:type="dxa"/>
-            <w:bottom w:w="0" w:type="dxa"/>
-          </w:tblCellMar>
-        </w:tblPrEx>
         <w:tc>
           <w:tcPr>
             <w:tcW w:w="3000" w:type="dxa"/>
@@ -643,7 +689,13 @@
         <w:spacing w:after="120"/>
       </w:pPr>
       <w:r>
-        <w:t xml:space="preserve">Best Crossing is </w:t>
+        <w:t>B</w:t>
+      </w:r>
+      <w:r>
+        <w:t>it</w:t>
+      </w:r>
+      <w:r>
+        <w:t xml:space="preserve"> Crossing is </w:t>
       </w:r>
       <w:proofErr w:type="spellStart"/>
       <w:r>
@@ -663,19 +715,27 @@
       </w:r>
       <w:proofErr w:type="spellStart"/>
       <w:r>
+        <w:t>oversteek</w:t>
+      </w:r>
+      <w:proofErr w:type="spellEnd"/>
+      <w:r>
+        <w:t xml:space="preserve">-game in </w:t>
+      </w:r>
+      <w:proofErr w:type="spellStart"/>
+      <w:r>
         <w:t>Crossy</w:t>
       </w:r>
       <w:proofErr w:type="spellEnd"/>
       <w:r>
-        <w:t xml:space="preserve"> Road-</w:t>
-      </w:r>
-      <w:proofErr w:type="spellStart"/>
-      <w:r>
-        <w:t>achtige</w:t>
-      </w:r>
-      <w:proofErr w:type="spellEnd"/>
-      <w:r>
-        <w:t xml:space="preserve"> game, </w:t>
+        <w:t xml:space="preserve"> Road-/Frogger-</w:t>
+      </w:r>
+      <w:proofErr w:type="spellStart"/>
+      <w:r>
+        <w:t>stijl</w:t>
+      </w:r>
+      <w:proofErr w:type="spellEnd"/>
+      <w:r>
+        <w:t xml:space="preserve">, </w:t>
       </w:r>
       <w:proofErr w:type="spellStart"/>
       <w:r>
@@ -683,13 +743,7 @@
       </w:r>
       <w:proofErr w:type="spellEnd"/>
       <w:r>
-        <w:t xml:space="preserve"> in Godot</w:t>
-      </w:r>
-      <w:r>
-        <w:t xml:space="preserve">. </w:t>
-      </w:r>
-      <w:r>
-        <w:t xml:space="preserve">De </w:t>
+        <w:t xml:space="preserve"> in Godot 4.6. De </w:t>
       </w:r>
       <w:proofErr w:type="spellStart"/>
       <w:r>
@@ -713,17 +767,35 @@
       </w:r>
       <w:proofErr w:type="spellEnd"/>
       <w:r>
-        <w:t xml:space="preserve"> student van </w:t>
-      </w:r>
-      <w:r>
-        <w:t>Bit Academy</w:t>
-      </w:r>
-      <w:r>
-        <w:t xml:space="preserve">. die </w:t>
-      </w:r>
-      <w:proofErr w:type="spellStart"/>
-      <w:r>
-        <w:t>raketten</w:t>
+        <w:t xml:space="preserve"> personage </w:t>
+      </w:r>
+      <w:proofErr w:type="spellStart"/>
+      <w:r>
+        <w:t>dat</w:t>
+      </w:r>
+      <w:proofErr w:type="spellEnd"/>
+      <w:r>
+        <w:t xml:space="preserve"> van de </w:t>
+      </w:r>
+      <w:proofErr w:type="spellStart"/>
+      <w:r>
+        <w:t>linkerkant</w:t>
+      </w:r>
+      <w:proofErr w:type="spellEnd"/>
+      <w:r>
+        <w:t xml:space="preserve"> van het scherm </w:t>
+      </w:r>
+      <w:proofErr w:type="spellStart"/>
+      <w:r>
+        <w:t>naar</w:t>
+      </w:r>
+      <w:proofErr w:type="spellEnd"/>
+      <w:r>
+        <w:t xml:space="preserve"> de </w:t>
+      </w:r>
+      <w:proofErr w:type="spellStart"/>
+      <w:r>
+        <w:t>overkant</w:t>
       </w:r>
       <w:proofErr w:type="spellEnd"/>
       <w:r>
@@ -739,11 +811,131 @@
       </w:r>
       <w:proofErr w:type="spellStart"/>
       <w:r>
-        <w:t>ontwijken</w:t>
-      </w:r>
-      <w:proofErr w:type="spellEnd"/>
-      <w:r>
-        <w:t xml:space="preserve">. Er is 1 level. Het is </w:t>
+        <w:t>zien</w:t>
+      </w:r>
+      <w:proofErr w:type="spellEnd"/>
+      <w:r>
+        <w:t xml:space="preserve"> </w:t>
+      </w:r>
+      <w:proofErr w:type="spellStart"/>
+      <w:r>
+        <w:t>te</w:t>
+      </w:r>
+      <w:proofErr w:type="spellEnd"/>
+      <w:r>
+        <w:t xml:space="preserve"> </w:t>
+      </w:r>
+      <w:proofErr w:type="spellStart"/>
+      <w:r>
+        <w:t>komen</w:t>
+      </w:r>
+      <w:proofErr w:type="spellEnd"/>
+      <w:r>
+        <w:t xml:space="preserve"> </w:t>
+      </w:r>
+      <w:proofErr w:type="spellStart"/>
+      <w:r>
+        <w:t>zonder</w:t>
+      </w:r>
+      <w:proofErr w:type="spellEnd"/>
+      <w:r>
+        <w:t xml:space="preserve"> </w:t>
+      </w:r>
+      <w:proofErr w:type="spellStart"/>
+      <w:r>
+        <w:t>geraakt</w:t>
+      </w:r>
+      <w:proofErr w:type="spellEnd"/>
+      <w:r>
+        <w:t xml:space="preserve"> </w:t>
+      </w:r>
+      <w:proofErr w:type="spellStart"/>
+      <w:r>
+        <w:t>te</w:t>
+      </w:r>
+      <w:proofErr w:type="spellEnd"/>
+      <w:r>
+        <w:t xml:space="preserve"> </w:t>
+      </w:r>
+      <w:proofErr w:type="spellStart"/>
+      <w:r>
+        <w:t>worden</w:t>
+      </w:r>
+      <w:proofErr w:type="spellEnd"/>
+      <w:r>
+        <w:t xml:space="preserve"> door de auto's die </w:t>
+      </w:r>
+      <w:proofErr w:type="spellStart"/>
+      <w:r>
+        <w:t>heen</w:t>
+      </w:r>
+      <w:proofErr w:type="spellEnd"/>
+      <w:r>
+        <w:t xml:space="preserve"> </w:t>
+      </w:r>
+      <w:proofErr w:type="spellStart"/>
+      <w:r>
+        <w:t>en</w:t>
+      </w:r>
+      <w:proofErr w:type="spellEnd"/>
+      <w:r>
+        <w:t xml:space="preserve"> weer </w:t>
+      </w:r>
+      <w:proofErr w:type="spellStart"/>
+      <w:r>
+        <w:t>rijden</w:t>
+      </w:r>
+      <w:proofErr w:type="spellEnd"/>
+      <w:r>
+        <w:t xml:space="preserve"> (de auto's </w:t>
+      </w:r>
+      <w:proofErr w:type="spellStart"/>
+      <w:r>
+        <w:t>dragen</w:t>
+      </w:r>
+      <w:proofErr w:type="spellEnd"/>
+      <w:r>
+        <w:t xml:space="preserve"> het Best Education-logo). </w:t>
+      </w:r>
+      <w:proofErr w:type="spellStart"/>
+      <w:r>
+        <w:t>Bereik</w:t>
+      </w:r>
+      <w:proofErr w:type="spellEnd"/>
+      <w:r>
+        <w:t xml:space="preserve"> je de finish-zone </w:t>
+      </w:r>
+      <w:proofErr w:type="spellStart"/>
+      <w:r>
+        <w:t>aan</w:t>
+      </w:r>
+      <w:proofErr w:type="spellEnd"/>
+      <w:r>
+        <w:t xml:space="preserve"> de </w:t>
+      </w:r>
+      <w:proofErr w:type="spellStart"/>
+      <w:r>
+        <w:t>overkant</w:t>
+      </w:r>
+      <w:proofErr w:type="spellEnd"/>
+      <w:r>
+        <w:t xml:space="preserve">, dan win je; </w:t>
+      </w:r>
+      <w:proofErr w:type="spellStart"/>
+      <w:r>
+        <w:t>raak</w:t>
+      </w:r>
+      <w:proofErr w:type="spellEnd"/>
+      <w:r>
+        <w:t xml:space="preserve"> je </w:t>
+      </w:r>
+      <w:proofErr w:type="spellStart"/>
+      <w:r>
+        <w:t>een</w:t>
+      </w:r>
+      <w:proofErr w:type="spellEnd"/>
+      <w:r>
+        <w:t xml:space="preserve"> auto, dan is het game over. Er is 1 level, het is </w:t>
       </w:r>
       <w:proofErr w:type="spellStart"/>
       <w:r>
@@ -751,15 +943,7 @@
       </w:r>
       <w:proofErr w:type="spellEnd"/>
       <w:r>
-        <w:t xml:space="preserve"> </w:t>
-      </w:r>
-      <w:proofErr w:type="spellStart"/>
-      <w:r>
-        <w:t>te</w:t>
-      </w:r>
-      <w:proofErr w:type="spellEnd"/>
-      <w:r>
-        <w:t xml:space="preserve"> </w:t>
+        <w:t xml:space="preserve"> te </w:t>
       </w:r>
       <w:proofErr w:type="spellStart"/>
       <w:r>
@@ -775,31 +959,31 @@
       </w:r>
       <w:proofErr w:type="spellEnd"/>
       <w:r>
-        <w:t xml:space="preserve"> </w:t>
-      </w:r>
-      <w:proofErr w:type="spellStart"/>
-      <w:r>
-        <w:t>heeft</w:t>
-      </w:r>
-      <w:proofErr w:type="spellEnd"/>
-      <w:r>
-        <w:t xml:space="preserve"> </w:t>
-      </w:r>
-      <w:proofErr w:type="spellStart"/>
-      <w:r>
-        <w:t>een</w:t>
-      </w:r>
-      <w:proofErr w:type="spellEnd"/>
-      <w:r>
-        <w:t xml:space="preserve"> “one more try” </w:t>
-      </w:r>
-      <w:proofErr w:type="spellStart"/>
-      <w:r>
-        <w:t>gevoel</w:t>
-      </w:r>
-      <w:proofErr w:type="spellEnd"/>
-      <w:r>
-        <w:t>.</w:t>
+        <w:t xml:space="preserve"> je </w:t>
+      </w:r>
+      <w:proofErr w:type="spellStart"/>
+      <w:r>
+        <w:t>kunt</w:t>
+      </w:r>
+      <w:proofErr w:type="spellEnd"/>
+      <w:r>
+        <w:t xml:space="preserve"> direct </w:t>
+      </w:r>
+      <w:proofErr w:type="spellStart"/>
+      <w:r>
+        <w:t>opnieuw</w:t>
+      </w:r>
+      <w:proofErr w:type="spellEnd"/>
+      <w:r>
+        <w:t xml:space="preserve"> </w:t>
+      </w:r>
+      <w:proofErr w:type="spellStart"/>
+      <w:r>
+        <w:t>proberen</w:t>
+      </w:r>
+      <w:proofErr w:type="spellEnd"/>
+      <w:r>
+        <w:t xml:space="preserve"> via de Restart-knop.</w:t>
       </w:r>
     </w:p>
     <w:p>
@@ -840,19 +1024,75 @@
       </w:r>
       <w:proofErr w:type="spellStart"/>
       <w:r>
-        <w:t>hopt</w:t>
-      </w:r>
-      <w:proofErr w:type="spellEnd"/>
-      <w:r>
-        <w:t xml:space="preserve"> 1 </w:t>
-      </w:r>
-      <w:proofErr w:type="spellStart"/>
-      <w:r>
-        <w:t>tegel</w:t>
-      </w:r>
-      <w:proofErr w:type="spellEnd"/>
-      <w:r>
-        <w:t xml:space="preserve"> per </w:t>
+        <w:t>beweegt</w:t>
+      </w:r>
+      <w:proofErr w:type="spellEnd"/>
+      <w:r>
+        <w:t xml:space="preserve"> </w:t>
+      </w:r>
+      <w:proofErr w:type="spellStart"/>
+      <w:r>
+        <w:t>vloeiend</w:t>
+      </w:r>
+      <w:proofErr w:type="spellEnd"/>
+      <w:r>
+        <w:t xml:space="preserve"> met de </w:t>
+      </w:r>
+      <w:proofErr w:type="spellStart"/>
+      <w:r>
+        <w:t>toetsen</w:t>
+      </w:r>
+      <w:proofErr w:type="spellEnd"/>
+      <w:r>
+        <w:t xml:space="preserve"> A </w:t>
+      </w:r>
+      <w:proofErr w:type="spellStart"/>
+      <w:r>
+        <w:t>en</w:t>
+      </w:r>
+      <w:proofErr w:type="spellEnd"/>
+      <w:r>
+        <w:t xml:space="preserve"> D (links/</w:t>
+      </w:r>
+      <w:proofErr w:type="spellStart"/>
+      <w:r>
+        <w:t>rechts</w:t>
+      </w:r>
+      <w:proofErr w:type="spellEnd"/>
+      <w:r>
+        <w:t xml:space="preserve">) via velocity </w:t>
+      </w:r>
+      <w:proofErr w:type="spellStart"/>
+      <w:r>
+        <w:t>en</w:t>
+      </w:r>
+      <w:proofErr w:type="spellEnd"/>
+      <w:r>
+        <w:t xml:space="preserve"> </w:t>
+      </w:r>
+      <w:proofErr w:type="spellStart"/>
+      <w:r>
+        <w:t>move_and_slide</w:t>
+      </w:r>
+      <w:proofErr w:type="spellEnd"/>
+      <w:r>
+        <w:t xml:space="preserve">() - </w:t>
+      </w:r>
+      <w:proofErr w:type="spellStart"/>
+      <w:r>
+        <w:t>dus</w:t>
+      </w:r>
+      <w:proofErr w:type="spellEnd"/>
+      <w:r>
+        <w:t xml:space="preserve"> </w:t>
+      </w:r>
+      <w:proofErr w:type="spellStart"/>
+      <w:r>
+        <w:t>geen</w:t>
+      </w:r>
+      <w:proofErr w:type="spellEnd"/>
+      <w:r>
+        <w:t xml:space="preserve"> hop per </w:t>
       </w:r>
       <w:proofErr w:type="spellStart"/>
       <w:r>
@@ -860,39 +1100,7 @@
       </w:r>
       <w:proofErr w:type="spellEnd"/>
       <w:r>
-        <w:t xml:space="preserve"> (</w:t>
-      </w:r>
-      <w:proofErr w:type="spellStart"/>
-      <w:r>
-        <w:t>vooruit</w:t>
-      </w:r>
-      <w:proofErr w:type="spellEnd"/>
-      <w:r>
-        <w:t xml:space="preserve">, </w:t>
-      </w:r>
-      <w:proofErr w:type="spellStart"/>
-      <w:r>
-        <w:t>achteruit</w:t>
-      </w:r>
-      <w:proofErr w:type="spellEnd"/>
-      <w:r>
-        <w:t xml:space="preserve">, links, </w:t>
-      </w:r>
-      <w:proofErr w:type="spellStart"/>
-      <w:r>
-        <w:t>rechts</w:t>
-      </w:r>
-      <w:proofErr w:type="spellEnd"/>
-      <w:r>
-        <w:t xml:space="preserve">). </w:t>
-      </w:r>
-      <w:proofErr w:type="spellStart"/>
-      <w:r>
-        <w:t>Raketten</w:t>
-      </w:r>
-      <w:proofErr w:type="spellEnd"/>
-      <w:r>
-        <w:t xml:space="preserve"> </w:t>
+        <w:t xml:space="preserve">. De auto's </w:t>
       </w:r>
       <w:proofErr w:type="spellStart"/>
       <w:r>
@@ -900,11 +1108,115 @@
       </w:r>
       <w:proofErr w:type="spellEnd"/>
       <w:r>
-        <w:t xml:space="preserve"> over de </w:t>
-      </w:r>
-      <w:proofErr w:type="spellStart"/>
-      <w:r>
-        <w:t>weg</w:t>
+        <w:t xml:space="preserve"> </w:t>
+      </w:r>
+      <w:proofErr w:type="spellStart"/>
+      <w:r>
+        <w:t>continu</w:t>
+      </w:r>
+      <w:proofErr w:type="spellEnd"/>
+      <w:r>
+        <w:t xml:space="preserve"> </w:t>
+      </w:r>
+      <w:proofErr w:type="spellStart"/>
+      <w:r>
+        <w:t>omhoog</w:t>
+      </w:r>
+      <w:proofErr w:type="spellEnd"/>
+      <w:r>
+        <w:t xml:space="preserve"> of </w:t>
+      </w:r>
+      <w:proofErr w:type="spellStart"/>
+      <w:r>
+        <w:t>omlaag</w:t>
+      </w:r>
+      <w:proofErr w:type="spellEnd"/>
+      <w:r>
+        <w:t xml:space="preserve"> over het scherm </w:t>
+      </w:r>
+      <w:proofErr w:type="spellStart"/>
+      <w:r>
+        <w:t>en</w:t>
+      </w:r>
+      <w:proofErr w:type="spellEnd"/>
+      <w:r>
+        <w:t xml:space="preserve"> </w:t>
+      </w:r>
+      <w:proofErr w:type="spellStart"/>
+      <w:r>
+        <w:t>verschijnen</w:t>
+      </w:r>
+      <w:proofErr w:type="spellEnd"/>
+      <w:r>
+        <w:t xml:space="preserve"> </w:t>
+      </w:r>
+      <w:proofErr w:type="spellStart"/>
+      <w:r>
+        <w:t>opnieuw</w:t>
+      </w:r>
+      <w:proofErr w:type="spellEnd"/>
+      <w:r>
+        <w:t xml:space="preserve"> </w:t>
+      </w:r>
+      <w:proofErr w:type="spellStart"/>
+      <w:r>
+        <w:t>zodra</w:t>
+      </w:r>
+      <w:proofErr w:type="spellEnd"/>
+      <w:r>
+        <w:t xml:space="preserve"> ze de </w:t>
+      </w:r>
+      <w:proofErr w:type="spellStart"/>
+      <w:r>
+        <w:t>schermrand</w:t>
+      </w:r>
+      <w:proofErr w:type="spellEnd"/>
+      <w:r>
+        <w:t xml:space="preserve"> </w:t>
+      </w:r>
+      <w:proofErr w:type="spellStart"/>
+      <w:r>
+        <w:t>bereiken</w:t>
+      </w:r>
+      <w:proofErr w:type="spellEnd"/>
+      <w:r>
+        <w:t xml:space="preserve"> (ze </w:t>
+      </w:r>
+      <w:proofErr w:type="spellStart"/>
+      <w:r>
+        <w:t>recyclen</w:t>
+      </w:r>
+      <w:proofErr w:type="spellEnd"/>
+      <w:r>
+        <w:t xml:space="preserve">). Je </w:t>
+      </w:r>
+      <w:proofErr w:type="spellStart"/>
+      <w:r>
+        <w:t>timet</w:t>
+      </w:r>
+      <w:proofErr w:type="spellEnd"/>
+      <w:r>
+        <w:t xml:space="preserve"> je </w:t>
+      </w:r>
+      <w:proofErr w:type="spellStart"/>
+      <w:r>
+        <w:t>oversteek</w:t>
+      </w:r>
+      <w:proofErr w:type="spellEnd"/>
+      <w:r>
+        <w:t xml:space="preserve"> door de </w:t>
+      </w:r>
+      <w:proofErr w:type="spellStart"/>
+      <w:r>
+        <w:t>gaten</w:t>
+      </w:r>
+      <w:proofErr w:type="spellEnd"/>
+      <w:r>
+        <w:t xml:space="preserve"> in het </w:t>
+      </w:r>
+      <w:proofErr w:type="spellStart"/>
+      <w:r>
+        <w:t>verkeer</w:t>
       </w:r>
       <w:proofErr w:type="spellEnd"/>
       <w:r>
@@ -916,39 +1228,143 @@
       </w:r>
       <w:proofErr w:type="spellEnd"/>
       <w:r>
-        <w:t xml:space="preserve"> </w:t>
-      </w:r>
-      <w:proofErr w:type="spellStart"/>
-      <w:r>
-        <w:t>raket</w:t>
-      </w:r>
-      <w:proofErr w:type="spellEnd"/>
-      <w:r>
-        <w:t xml:space="preserve">, dan is het game over. Per </w:t>
-      </w:r>
-      <w:proofErr w:type="spellStart"/>
-      <w:r>
-        <w:t>tegel</w:t>
-      </w:r>
-      <w:proofErr w:type="spellEnd"/>
-      <w:r>
-        <w:t xml:space="preserve"> </w:t>
-      </w:r>
-      <w:proofErr w:type="spellStart"/>
-      <w:r>
-        <w:t>vooruit</w:t>
-      </w:r>
-      <w:proofErr w:type="spellEnd"/>
-      <w:r>
-        <w:t xml:space="preserve"> </w:t>
-      </w:r>
-      <w:proofErr w:type="spellStart"/>
-      <w:r>
-        <w:t>krijg</w:t>
-      </w:r>
-      <w:proofErr w:type="spellEnd"/>
-      <w:r>
-        <w:t xml:space="preserve"> je 1 punt.</w:t>
+        <w:t xml:space="preserve"> auto -&gt; Game Over. </w:t>
+      </w:r>
+      <w:proofErr w:type="spellStart"/>
+      <w:r>
+        <w:t>Bereik</w:t>
+      </w:r>
+      <w:proofErr w:type="spellEnd"/>
+      <w:r>
+        <w:t xml:space="preserve"> je de finish-zone </w:t>
+      </w:r>
+      <w:proofErr w:type="spellStart"/>
+      <w:r>
+        <w:t>aan</w:t>
+      </w:r>
+      <w:proofErr w:type="spellEnd"/>
+      <w:r>
+        <w:t xml:space="preserve"> de </w:t>
+      </w:r>
+      <w:proofErr w:type="spellStart"/>
+      <w:r>
+        <w:t>overkant</w:t>
+      </w:r>
+      <w:proofErr w:type="spellEnd"/>
+      <w:r>
+        <w:t xml:space="preserve"> -&gt; You Win. </w:t>
+      </w:r>
+      <w:proofErr w:type="spellStart"/>
+      <w:r>
+        <w:t>Onderweg</w:t>
+      </w:r>
+      <w:proofErr w:type="spellEnd"/>
+      <w:r>
+        <w:t xml:space="preserve"> </w:t>
+      </w:r>
+      <w:proofErr w:type="spellStart"/>
+      <w:r>
+        <w:t>liggen</w:t>
+      </w:r>
+      <w:proofErr w:type="spellEnd"/>
+      <w:r>
+        <w:t xml:space="preserve"> </w:t>
+      </w:r>
+      <w:proofErr w:type="spellStart"/>
+      <w:r>
+        <w:t>gouden</w:t>
+      </w:r>
+      <w:proofErr w:type="spellEnd"/>
+      <w:r>
+        <w:t xml:space="preserve"> </w:t>
+      </w:r>
+      <w:proofErr w:type="spellStart"/>
+      <w:r>
+        <w:t>munten</w:t>
+      </w:r>
+      <w:proofErr w:type="spellEnd"/>
+      <w:r>
+        <w:t xml:space="preserve"> die je </w:t>
+      </w:r>
+      <w:proofErr w:type="spellStart"/>
+      <w:r>
+        <w:t>kunt</w:t>
+      </w:r>
+      <w:proofErr w:type="spellEnd"/>
+      <w:r>
+        <w:t xml:space="preserve"> </w:t>
+      </w:r>
+      <w:proofErr w:type="spellStart"/>
+      <w:r>
+        <w:t>oppakken</w:t>
+      </w:r>
+      <w:proofErr w:type="spellEnd"/>
+      <w:r>
+        <w:t xml:space="preserve"> door </w:t>
+      </w:r>
+      <w:proofErr w:type="spellStart"/>
+      <w:r>
+        <w:t>eroverheen</w:t>
+      </w:r>
+      <w:proofErr w:type="spellEnd"/>
+      <w:r>
+        <w:t xml:space="preserve"> </w:t>
+      </w:r>
+      <w:proofErr w:type="spellStart"/>
+      <w:r>
+        <w:t>te</w:t>
+      </w:r>
+      <w:proofErr w:type="spellEnd"/>
+      <w:r>
+        <w:t xml:space="preserve"> </w:t>
+      </w:r>
+      <w:proofErr w:type="spellStart"/>
+      <w:r>
+        <w:t>lopen</w:t>
+      </w:r>
+      <w:proofErr w:type="spellEnd"/>
+      <w:r>
+        <w:t xml:space="preserve">; het </w:t>
+      </w:r>
+      <w:proofErr w:type="spellStart"/>
+      <w:r>
+        <w:t>aantal</w:t>
+      </w:r>
+      <w:proofErr w:type="spellEnd"/>
+      <w:r>
+        <w:t xml:space="preserve"> </w:t>
+      </w:r>
+      <w:proofErr w:type="spellStart"/>
+      <w:r>
+        <w:t>verzamelde</w:t>
+      </w:r>
+      <w:proofErr w:type="spellEnd"/>
+      <w:r>
+        <w:t xml:space="preserve"> </w:t>
+      </w:r>
+      <w:proofErr w:type="spellStart"/>
+      <w:r>
+        <w:t>munten</w:t>
+      </w:r>
+      <w:proofErr w:type="spellEnd"/>
+      <w:r>
+        <w:t xml:space="preserve"> </w:t>
+      </w:r>
+      <w:proofErr w:type="spellStart"/>
+      <w:r>
+        <w:t>staat</w:t>
+      </w:r>
+      <w:proofErr w:type="spellEnd"/>
+      <w:r>
+        <w:t xml:space="preserve"> in </w:t>
+      </w:r>
+      <w:proofErr w:type="spellStart"/>
+      <w:r>
+        <w:t>beeld</w:t>
+      </w:r>
+      <w:proofErr w:type="spellEnd"/>
+      <w:r>
+        <w:t>.</w:t>
       </w:r>
     </w:p>
     <w:p>
@@ -991,12 +1407,6 @@
         <w:gridCol w:w="6000"/>
       </w:tblGrid>
       <w:tr>
-        <w:tblPrEx>
-          <w:tblCellMar>
-            <w:top w:w="0" w:type="dxa"/>
-            <w:bottom w:w="0" w:type="dxa"/>
-          </w:tblCellMar>
-        </w:tblPrEx>
         <w:trPr>
           <w:tblHeader/>
         </w:trPr>
@@ -1064,12 +1474,6 @@
         </w:tc>
       </w:tr>
       <w:tr>
-        <w:tblPrEx>
-          <w:tblCellMar>
-            <w:top w:w="0" w:type="dxa"/>
-            <w:bottom w:w="0" w:type="dxa"/>
-          </w:tblCellMar>
-        </w:tblPrEx>
         <w:tc>
           <w:tcPr>
             <w:tcW w:w="3000" w:type="dxa"/>
@@ -1093,8 +1497,17 @@
                 <w:sz w:val="20"/>
                 <w:szCs w:val="20"/>
               </w:rPr>
-              <w:t>Gras/stoep</w:t>
-            </w:r>
+              <w:t xml:space="preserve">Gras / </w:t>
+            </w:r>
+            <w:proofErr w:type="spellStart"/>
+            <w:r>
+              <w:rPr>
+                <w:sz w:val="20"/>
+                <w:szCs w:val="20"/>
+              </w:rPr>
+              <w:t>achtergrond</w:t>
+            </w:r>
+            <w:proofErr w:type="spellEnd"/>
           </w:p>
         </w:tc>
         <w:tc>
@@ -1129,7 +1542,39 @@
                 <w:sz w:val="20"/>
                 <w:szCs w:val="20"/>
               </w:rPr>
-              <w:t xml:space="preserve"> zone. Geen </w:t>
+              <w:t xml:space="preserve"> </w:t>
+            </w:r>
+            <w:proofErr w:type="spellStart"/>
+            <w:r>
+              <w:rPr>
+                <w:sz w:val="20"/>
+                <w:szCs w:val="20"/>
+              </w:rPr>
+              <w:t>ondergrond</w:t>
+            </w:r>
+            <w:proofErr w:type="spellEnd"/>
+            <w:r>
+              <w:rPr>
+                <w:sz w:val="20"/>
+                <w:szCs w:val="20"/>
+              </w:rPr>
+              <w:t xml:space="preserve">, </w:t>
+            </w:r>
+            <w:proofErr w:type="spellStart"/>
+            <w:r>
+              <w:rPr>
+                <w:sz w:val="20"/>
+                <w:szCs w:val="20"/>
+              </w:rPr>
+              <w:t>geen</w:t>
+            </w:r>
+            <w:proofErr w:type="spellEnd"/>
+            <w:r>
+              <w:rPr>
+                <w:sz w:val="20"/>
+                <w:szCs w:val="20"/>
+              </w:rPr>
+              <w:t xml:space="preserve"> </w:t>
             </w:r>
             <w:proofErr w:type="spellStart"/>
             <w:r>
@@ -1151,12 +1596,6 @@
         </w:tc>
       </w:tr>
       <w:tr>
-        <w:tblPrEx>
-          <w:tblCellMar>
-            <w:top w:w="0" w:type="dxa"/>
-            <w:bottom w:w="0" w:type="dxa"/>
-          </w:tblCellMar>
-        </w:tblPrEx>
         <w:tc>
           <w:tcPr>
             <w:tcW w:w="3000" w:type="dxa"/>
@@ -1180,7 +1619,23 @@
                 <w:sz w:val="20"/>
                 <w:szCs w:val="20"/>
               </w:rPr>
-              <w:t>Weg</w:t>
+              <w:t>Auto's (</w:t>
+            </w:r>
+            <w:proofErr w:type="spellStart"/>
+            <w:r>
+              <w:rPr>
+                <w:sz w:val="20"/>
+                <w:szCs w:val="20"/>
+              </w:rPr>
+              <w:t>obstakels</w:t>
+            </w:r>
+            <w:proofErr w:type="spellEnd"/>
+            <w:r>
+              <w:rPr>
+                <w:sz w:val="20"/>
+                <w:szCs w:val="20"/>
+              </w:rPr>
+              <w:t>)</w:t>
             </w:r>
           </w:p>
         </w:tc>
@@ -1202,28 +1657,149 @@
             </w:tcMar>
           </w:tcPr>
           <w:p>
-            <w:r>
-              <w:rPr>
-                <w:sz w:val="20"/>
-                <w:szCs w:val="20"/>
-              </w:rPr>
-              <w:t xml:space="preserve">Raket’s </w:t>
-            </w:r>
-            <w:proofErr w:type="spellStart"/>
-            <w:r>
-              <w:rPr>
-                <w:sz w:val="20"/>
-                <w:szCs w:val="20"/>
-              </w:rPr>
-              <w:t>rijden</w:t>
-            </w:r>
-            <w:proofErr w:type="spellEnd"/>
-            <w:r>
-              <w:rPr>
-                <w:sz w:val="20"/>
-                <w:szCs w:val="20"/>
-              </w:rPr>
-              <w:t xml:space="preserve"> langs. </w:t>
+            <w:proofErr w:type="spellStart"/>
+            <w:r>
+              <w:rPr>
+                <w:sz w:val="20"/>
+                <w:szCs w:val="20"/>
+              </w:rPr>
+              <w:t>Rijden</w:t>
+            </w:r>
+            <w:proofErr w:type="spellEnd"/>
+            <w:r>
+              <w:rPr>
+                <w:sz w:val="20"/>
+                <w:szCs w:val="20"/>
+              </w:rPr>
+              <w:t xml:space="preserve"> </w:t>
+            </w:r>
+            <w:proofErr w:type="spellStart"/>
+            <w:r>
+              <w:rPr>
+                <w:sz w:val="20"/>
+                <w:szCs w:val="20"/>
+              </w:rPr>
+              <w:t>omhoog</w:t>
+            </w:r>
+            <w:proofErr w:type="spellEnd"/>
+            <w:r>
+              <w:rPr>
+                <w:sz w:val="20"/>
+                <w:szCs w:val="20"/>
+              </w:rPr>
+              <w:t xml:space="preserve"> of </w:t>
+            </w:r>
+            <w:proofErr w:type="spellStart"/>
+            <w:r>
+              <w:rPr>
+                <w:sz w:val="20"/>
+                <w:szCs w:val="20"/>
+              </w:rPr>
+              <w:t>omlaag</w:t>
+            </w:r>
+            <w:proofErr w:type="spellEnd"/>
+            <w:r>
+              <w:rPr>
+                <w:sz w:val="20"/>
+                <w:szCs w:val="20"/>
+              </w:rPr>
+              <w:t xml:space="preserve"> (per auto </w:t>
+            </w:r>
+            <w:proofErr w:type="spellStart"/>
+            <w:r>
+              <w:rPr>
+                <w:sz w:val="20"/>
+                <w:szCs w:val="20"/>
+              </w:rPr>
+              <w:t>instelbaar</w:t>
+            </w:r>
+            <w:proofErr w:type="spellEnd"/>
+            <w:r>
+              <w:rPr>
+                <w:sz w:val="20"/>
+                <w:szCs w:val="20"/>
+              </w:rPr>
+              <w:t xml:space="preserve"> via </w:t>
+            </w:r>
+            <w:proofErr w:type="spellStart"/>
+            <w:r>
+              <w:rPr>
+                <w:sz w:val="20"/>
+                <w:szCs w:val="20"/>
+              </w:rPr>
+              <w:t>move_down</w:t>
+            </w:r>
+            <w:proofErr w:type="spellEnd"/>
+            <w:r>
+              <w:rPr>
+                <w:sz w:val="20"/>
+                <w:szCs w:val="20"/>
+              </w:rPr>
+              <w:t xml:space="preserve">) </w:t>
+            </w:r>
+            <w:proofErr w:type="spellStart"/>
+            <w:r>
+              <w:rPr>
+                <w:sz w:val="20"/>
+                <w:szCs w:val="20"/>
+              </w:rPr>
+              <w:t>en</w:t>
+            </w:r>
+            <w:proofErr w:type="spellEnd"/>
+            <w:r>
+              <w:rPr>
+                <w:sz w:val="20"/>
+                <w:szCs w:val="20"/>
+              </w:rPr>
+              <w:t xml:space="preserve"> </w:t>
+            </w:r>
+            <w:proofErr w:type="spellStart"/>
+            <w:r>
+              <w:rPr>
+                <w:sz w:val="20"/>
+                <w:szCs w:val="20"/>
+              </w:rPr>
+              <w:t>recyclen</w:t>
+            </w:r>
+            <w:proofErr w:type="spellEnd"/>
+            <w:r>
+              <w:rPr>
+                <w:sz w:val="20"/>
+                <w:szCs w:val="20"/>
+              </w:rPr>
+              <w:t xml:space="preserve"> </w:t>
+            </w:r>
+            <w:proofErr w:type="spellStart"/>
+            <w:r>
+              <w:rPr>
+                <w:sz w:val="20"/>
+                <w:szCs w:val="20"/>
+              </w:rPr>
+              <w:t>aan</w:t>
+            </w:r>
+            <w:proofErr w:type="spellEnd"/>
+            <w:r>
+              <w:rPr>
+                <w:sz w:val="20"/>
+                <w:szCs w:val="20"/>
+              </w:rPr>
+              <w:t xml:space="preserve"> de </w:t>
+            </w:r>
+            <w:proofErr w:type="spellStart"/>
+            <w:r>
+              <w:rPr>
+                <w:sz w:val="20"/>
+                <w:szCs w:val="20"/>
+              </w:rPr>
+              <w:t>schermrand</w:t>
+            </w:r>
+            <w:proofErr w:type="spellEnd"/>
+            <w:r>
+              <w:rPr>
+                <w:sz w:val="20"/>
+                <w:szCs w:val="20"/>
+              </w:rPr>
+              <w:t xml:space="preserve">. </w:t>
             </w:r>
             <w:proofErr w:type="spellStart"/>
             <w:r>
@@ -1239,18 +1815,12 @@
                 <w:sz w:val="20"/>
                 <w:szCs w:val="20"/>
               </w:rPr>
-              <w:t xml:space="preserve"> = game over.</w:t>
+              <w:t xml:space="preserve"> = Game Over. Dragen het Best Education-logo.</w:t>
             </w:r>
           </w:p>
         </w:tc>
       </w:tr>
       <w:tr>
-        <w:tblPrEx>
-          <w:tblCellMar>
-            <w:top w:w="0" w:type="dxa"/>
-            <w:bottom w:w="0" w:type="dxa"/>
-          </w:tblCellMar>
-        </w:tblPrEx>
         <w:tc>
           <w:tcPr>
             <w:tcW w:w="3000" w:type="dxa"/>
@@ -1274,7 +1844,24 @@
                 <w:sz w:val="20"/>
                 <w:szCs w:val="20"/>
               </w:rPr>
-              <w:t>Score</w:t>
+              <w:lastRenderedPageBreak/>
+              <w:t>Finish-zone (</w:t>
+            </w:r>
+            <w:proofErr w:type="spellStart"/>
+            <w:r>
+              <w:rPr>
+                <w:sz w:val="20"/>
+                <w:szCs w:val="20"/>
+              </w:rPr>
+              <w:t>doel</w:t>
+            </w:r>
+            <w:proofErr w:type="spellEnd"/>
+            <w:r>
+              <w:rPr>
+                <w:sz w:val="20"/>
+                <w:szCs w:val="20"/>
+              </w:rPr>
+              <w:t>)</w:t>
             </w:r>
           </w:p>
         </w:tc>
@@ -1296,20 +1883,13 @@
             </w:tcMar>
           </w:tcPr>
           <w:p>
-            <w:r>
-              <w:rPr>
-                <w:sz w:val="20"/>
-                <w:szCs w:val="20"/>
-              </w:rPr>
-              <w:t xml:space="preserve">+1 punt per </w:t>
-            </w:r>
-            <w:proofErr w:type="spellStart"/>
-            <w:r>
-              <w:rPr>
-                <w:sz w:val="20"/>
-                <w:szCs w:val="20"/>
-              </w:rPr>
-              <w:t>tegel</w:t>
+            <w:proofErr w:type="spellStart"/>
+            <w:r>
+              <w:rPr>
+                <w:sz w:val="20"/>
+                <w:szCs w:val="20"/>
+              </w:rPr>
+              <w:t>Bereik</w:t>
             </w:r>
             <w:proofErr w:type="spellEnd"/>
             <w:r>
@@ -1325,13 +1905,329 @@
                 <w:sz w:val="20"/>
                 <w:szCs w:val="20"/>
               </w:rPr>
-              <w:t>vooruit</w:t>
-            </w:r>
-            <w:proofErr w:type="spellEnd"/>
-            <w:r>
-              <w:rPr>
-                <w:sz w:val="20"/>
-                <w:szCs w:val="20"/>
+              <w:t>deze</w:t>
+            </w:r>
+            <w:proofErr w:type="spellEnd"/>
+            <w:r>
+              <w:rPr>
+                <w:sz w:val="20"/>
+                <w:szCs w:val="20"/>
+              </w:rPr>
+              <w:t xml:space="preserve"> zone </w:t>
+            </w:r>
+            <w:proofErr w:type="spellStart"/>
+            <w:r>
+              <w:rPr>
+                <w:sz w:val="20"/>
+                <w:szCs w:val="20"/>
+              </w:rPr>
+              <w:t>aan</w:t>
+            </w:r>
+            <w:proofErr w:type="spellEnd"/>
+            <w:r>
+              <w:rPr>
+                <w:sz w:val="20"/>
+                <w:szCs w:val="20"/>
+              </w:rPr>
+              <w:t xml:space="preserve"> de </w:t>
+            </w:r>
+            <w:proofErr w:type="spellStart"/>
+            <w:r>
+              <w:rPr>
+                <w:sz w:val="20"/>
+                <w:szCs w:val="20"/>
+              </w:rPr>
+              <w:t>overkant</w:t>
+            </w:r>
+            <w:proofErr w:type="spellEnd"/>
+            <w:r>
+              <w:rPr>
+                <w:sz w:val="20"/>
+                <w:szCs w:val="20"/>
+              </w:rPr>
+              <w:t xml:space="preserve"> -&gt; You Win.</w:t>
+            </w:r>
+          </w:p>
+        </w:tc>
+      </w:tr>
+      <w:tr>
+        <w:tc>
+          <w:tcPr>
+            <w:tcW w:w="3000" w:type="dxa"/>
+            <w:shd w:val="clear" w:color="auto" w:fill="F5F5F5"/>
+          </w:tcPr>
+          <w:p>
+            <w:proofErr w:type="spellStart"/>
+            <w:r>
+              <w:rPr>
+                <w:sz w:val="20"/>
+              </w:rPr>
+              <w:t>Munten</w:t>
+            </w:r>
+            <w:proofErr w:type="spellEnd"/>
+            <w:r>
+              <w:rPr>
+                <w:sz w:val="20"/>
+              </w:rPr>
+              <w:t xml:space="preserve"> (collectibles)</w:t>
+            </w:r>
+          </w:p>
+        </w:tc>
+        <w:tc>
+          <w:tcPr>
+            <w:tcW w:w="6000" w:type="dxa"/>
+            <w:shd w:val="clear" w:color="auto" w:fill="F5F5F5"/>
+          </w:tcPr>
+          <w:p>
+            <w:proofErr w:type="spellStart"/>
+            <w:r>
+              <w:rPr>
+                <w:sz w:val="20"/>
+              </w:rPr>
+              <w:t>Gouden</w:t>
+            </w:r>
+            <w:proofErr w:type="spellEnd"/>
+            <w:r>
+              <w:rPr>
+                <w:sz w:val="20"/>
+              </w:rPr>
+              <w:t xml:space="preserve"> </w:t>
+            </w:r>
+            <w:proofErr w:type="spellStart"/>
+            <w:r>
+              <w:rPr>
+                <w:sz w:val="20"/>
+              </w:rPr>
+              <w:t>munten</w:t>
+            </w:r>
+            <w:proofErr w:type="spellEnd"/>
+            <w:r>
+              <w:rPr>
+                <w:sz w:val="20"/>
+              </w:rPr>
+              <w:t xml:space="preserve"> </w:t>
+            </w:r>
+            <w:proofErr w:type="spellStart"/>
+            <w:r>
+              <w:rPr>
+                <w:sz w:val="20"/>
+              </w:rPr>
+              <w:t>verspreid</w:t>
+            </w:r>
+            <w:proofErr w:type="spellEnd"/>
+            <w:r>
+              <w:rPr>
+                <w:sz w:val="20"/>
+              </w:rPr>
+              <w:t xml:space="preserve"> over de route. De </w:t>
+            </w:r>
+            <w:proofErr w:type="spellStart"/>
+            <w:r>
+              <w:rPr>
+                <w:sz w:val="20"/>
+              </w:rPr>
+              <w:t>speler</w:t>
+            </w:r>
+            <w:proofErr w:type="spellEnd"/>
+            <w:r>
+              <w:rPr>
+                <w:sz w:val="20"/>
+              </w:rPr>
+              <w:t xml:space="preserve"> </w:t>
+            </w:r>
+            <w:proofErr w:type="spellStart"/>
+            <w:r>
+              <w:rPr>
+                <w:sz w:val="20"/>
+              </w:rPr>
+              <w:t>pakt</w:t>
+            </w:r>
+            <w:proofErr w:type="spellEnd"/>
+            <w:r>
+              <w:rPr>
+                <w:sz w:val="20"/>
+              </w:rPr>
+              <w:t xml:space="preserve"> ze op door </w:t>
+            </w:r>
+            <w:proofErr w:type="spellStart"/>
+            <w:r>
+              <w:rPr>
+                <w:sz w:val="20"/>
+              </w:rPr>
+              <w:t>eroverheen</w:t>
+            </w:r>
+            <w:proofErr w:type="spellEnd"/>
+            <w:r>
+              <w:rPr>
+                <w:sz w:val="20"/>
+              </w:rPr>
+              <w:t xml:space="preserve"> </w:t>
+            </w:r>
+            <w:proofErr w:type="spellStart"/>
+            <w:r>
+              <w:rPr>
+                <w:sz w:val="20"/>
+              </w:rPr>
+              <w:t>te</w:t>
+            </w:r>
+            <w:proofErr w:type="spellEnd"/>
+            <w:r>
+              <w:rPr>
+                <w:sz w:val="20"/>
+              </w:rPr>
+              <w:t xml:space="preserve"> </w:t>
+            </w:r>
+            <w:proofErr w:type="spellStart"/>
+            <w:r>
+              <w:rPr>
+                <w:sz w:val="20"/>
+              </w:rPr>
+              <w:t>lopen</w:t>
+            </w:r>
+            <w:proofErr w:type="spellEnd"/>
+            <w:r>
+              <w:rPr>
+                <w:sz w:val="20"/>
+              </w:rPr>
+              <w:t xml:space="preserve">; </w:t>
+            </w:r>
+            <w:proofErr w:type="spellStart"/>
+            <w:r>
+              <w:rPr>
+                <w:sz w:val="20"/>
+              </w:rPr>
+              <w:t>elke</w:t>
+            </w:r>
+            <w:proofErr w:type="spellEnd"/>
+            <w:r>
+              <w:rPr>
+                <w:sz w:val="20"/>
+              </w:rPr>
+              <w:t xml:space="preserve"> munt </w:t>
+            </w:r>
+            <w:proofErr w:type="spellStart"/>
+            <w:r>
+              <w:rPr>
+                <w:sz w:val="20"/>
+              </w:rPr>
+              <w:t>verhoogt</w:t>
+            </w:r>
+            <w:proofErr w:type="spellEnd"/>
+            <w:r>
+              <w:rPr>
+                <w:sz w:val="20"/>
+              </w:rPr>
+              <w:t xml:space="preserve"> de </w:t>
+            </w:r>
+            <w:proofErr w:type="spellStart"/>
+            <w:r>
+              <w:rPr>
+                <w:sz w:val="20"/>
+              </w:rPr>
+              <w:t>muntenscore</w:t>
+            </w:r>
+            <w:proofErr w:type="spellEnd"/>
+            <w:r>
+              <w:rPr>
+                <w:sz w:val="20"/>
+              </w:rPr>
+              <w:t xml:space="preserve"> (Area2D + coin.gd). </w:t>
+            </w:r>
+            <w:proofErr w:type="spellStart"/>
+            <w:r>
+              <w:rPr>
+                <w:sz w:val="20"/>
+              </w:rPr>
+              <w:t>Sommige</w:t>
+            </w:r>
+            <w:proofErr w:type="spellEnd"/>
+            <w:r>
+              <w:rPr>
+                <w:sz w:val="20"/>
+              </w:rPr>
+              <w:t xml:space="preserve"> </w:t>
+            </w:r>
+            <w:proofErr w:type="spellStart"/>
+            <w:r>
+              <w:rPr>
+                <w:sz w:val="20"/>
+              </w:rPr>
+              <w:t>liggen</w:t>
+            </w:r>
+            <w:proofErr w:type="spellEnd"/>
+            <w:r>
+              <w:rPr>
+                <w:sz w:val="20"/>
+              </w:rPr>
+              <w:t xml:space="preserve"> </w:t>
+            </w:r>
+            <w:proofErr w:type="spellStart"/>
+            <w:r>
+              <w:rPr>
+                <w:sz w:val="20"/>
+              </w:rPr>
+              <w:t>dicht</w:t>
+            </w:r>
+            <w:proofErr w:type="spellEnd"/>
+            <w:r>
+              <w:rPr>
+                <w:sz w:val="20"/>
+              </w:rPr>
+              <w:t xml:space="preserve"> </w:t>
+            </w:r>
+            <w:proofErr w:type="spellStart"/>
+            <w:r>
+              <w:rPr>
+                <w:sz w:val="20"/>
+              </w:rPr>
+              <w:t>bij</w:t>
+            </w:r>
+            <w:proofErr w:type="spellEnd"/>
+            <w:r>
+              <w:rPr>
+                <w:sz w:val="20"/>
+              </w:rPr>
+              <w:t xml:space="preserve"> de </w:t>
+            </w:r>
+            <w:proofErr w:type="spellStart"/>
+            <w:r>
+              <w:rPr>
+                <w:sz w:val="20"/>
+              </w:rPr>
+              <w:t>rijbanen</w:t>
+            </w:r>
+            <w:proofErr w:type="spellEnd"/>
+            <w:r>
+              <w:rPr>
+                <w:sz w:val="20"/>
+              </w:rPr>
+              <w:t xml:space="preserve">: </w:t>
+            </w:r>
+            <w:proofErr w:type="spellStart"/>
+            <w:r>
+              <w:rPr>
+                <w:sz w:val="20"/>
+              </w:rPr>
+              <w:t>risico</w:t>
+            </w:r>
+            <w:proofErr w:type="spellEnd"/>
+            <w:r>
+              <w:rPr>
+                <w:sz w:val="20"/>
+              </w:rPr>
+              <w:t xml:space="preserve"> vs. </w:t>
+            </w:r>
+            <w:proofErr w:type="spellStart"/>
+            <w:r>
+              <w:rPr>
+                <w:sz w:val="20"/>
+              </w:rPr>
+              <w:t>beloning</w:t>
+            </w:r>
+            <w:proofErr w:type="spellEnd"/>
+            <w:r>
+              <w:rPr>
+                <w:sz w:val="20"/>
               </w:rPr>
               <w:t>.</w:t>
             </w:r>
@@ -1369,9 +2265,36 @@
       <w:pPr>
         <w:spacing w:after="120"/>
       </w:pPr>
-      <w:proofErr w:type="spellStart"/>
-      <w:r>
-        <w:t>Verlies</w:t>
+      <w:r>
+        <w:t xml:space="preserve">Winnen: </w:t>
+      </w:r>
+      <w:proofErr w:type="spellStart"/>
+      <w:r>
+        <w:t>bereik</w:t>
+      </w:r>
+      <w:proofErr w:type="spellEnd"/>
+      <w:r>
+        <w:t xml:space="preserve"> de finish-zone </w:t>
+      </w:r>
+      <w:proofErr w:type="spellStart"/>
+      <w:r>
+        <w:t>aan</w:t>
+      </w:r>
+      <w:proofErr w:type="spellEnd"/>
+      <w:r>
+        <w:t xml:space="preserve"> de </w:t>
+      </w:r>
+      <w:proofErr w:type="spellStart"/>
+      <w:r>
+        <w:t>overkant</w:t>
+      </w:r>
+      <w:proofErr w:type="spellEnd"/>
+      <w:r>
+        <w:t xml:space="preserve"> (You Win). </w:t>
+      </w:r>
+      <w:proofErr w:type="spellStart"/>
+      <w:r>
+        <w:t>Verliezen</w:t>
       </w:r>
       <w:proofErr w:type="spellEnd"/>
       <w:r>
@@ -1379,15 +2302,7 @@
       </w:r>
       <w:proofErr w:type="spellStart"/>
       <w:r>
-        <w:t>speler</w:t>
-      </w:r>
-      <w:proofErr w:type="spellEnd"/>
-      <w:r>
-        <w:t xml:space="preserve"> </w:t>
-      </w:r>
-      <w:proofErr w:type="spellStart"/>
-      <w:r>
-        <w:t>raakt</w:t>
+        <w:t>raak</w:t>
       </w:r>
       <w:proofErr w:type="spellEnd"/>
       <w:r>
@@ -1399,63 +2314,87 @@
       </w:r>
       <w:proofErr w:type="spellEnd"/>
       <w:r>
-        <w:t xml:space="preserve"> </w:t>
-      </w:r>
-      <w:proofErr w:type="spellStart"/>
-      <w:r>
-        <w:t>raket</w:t>
-      </w:r>
-      <w:proofErr w:type="spellEnd"/>
-      <w:r>
-        <w:t xml:space="preserve">. Er is </w:t>
-      </w:r>
-      <w:proofErr w:type="spellStart"/>
-      <w:r>
-        <w:t>geen</w:t>
-      </w:r>
-      <w:proofErr w:type="spellEnd"/>
-      <w:r>
-        <w:t xml:space="preserve"> </w:t>
-      </w:r>
-      <w:proofErr w:type="spellStart"/>
-      <w:r>
-        <w:t>einddoel</w:t>
-      </w:r>
-      <w:proofErr w:type="spellEnd"/>
-      <w:r>
-        <w:t xml:space="preserve"> — zo </w:t>
-      </w:r>
-      <w:proofErr w:type="spellStart"/>
-      <w:r>
-        <w:t>ver</w:t>
-      </w:r>
-      <w:proofErr w:type="spellEnd"/>
-      <w:r>
-        <w:t xml:space="preserve"> </w:t>
-      </w:r>
-      <w:proofErr w:type="spellStart"/>
-      <w:r>
-        <w:t>mogelijk</w:t>
-      </w:r>
-      <w:proofErr w:type="spellEnd"/>
-      <w:r>
-        <w:t xml:space="preserve"> </w:t>
-      </w:r>
-      <w:proofErr w:type="spellStart"/>
-      <w:r>
-        <w:t>komen</w:t>
-      </w:r>
-      <w:proofErr w:type="spellEnd"/>
-      <w:r>
-        <w:t xml:space="preserve"> is het </w:t>
-      </w:r>
-      <w:proofErr w:type="spellStart"/>
-      <w:r>
-        <w:t>doel</w:t>
-      </w:r>
-      <w:proofErr w:type="spellEnd"/>
-      <w:r>
-        <w:t>.</w:t>
+        <w:t xml:space="preserve"> auto (Game Over). In </w:t>
+      </w:r>
+      <w:proofErr w:type="spellStart"/>
+      <w:r>
+        <w:t>beide</w:t>
+      </w:r>
+      <w:proofErr w:type="spellEnd"/>
+      <w:r>
+        <w:t xml:space="preserve"> </w:t>
+      </w:r>
+      <w:proofErr w:type="spellStart"/>
+      <w:r>
+        <w:t>gevallen</w:t>
+      </w:r>
+      <w:proofErr w:type="spellEnd"/>
+      <w:r>
+        <w:t xml:space="preserve"> </w:t>
+      </w:r>
+      <w:proofErr w:type="spellStart"/>
+      <w:r>
+        <w:t>pauzeert</w:t>
+      </w:r>
+      <w:proofErr w:type="spellEnd"/>
+      <w:r>
+        <w:t xml:space="preserve"> het </w:t>
+      </w:r>
+      <w:proofErr w:type="spellStart"/>
+      <w:r>
+        <w:t>spel</w:t>
+      </w:r>
+      <w:proofErr w:type="spellEnd"/>
+      <w:r>
+        <w:t xml:space="preserve"> </w:t>
+      </w:r>
+      <w:proofErr w:type="spellStart"/>
+      <w:r>
+        <w:t>en</w:t>
+      </w:r>
+      <w:proofErr w:type="spellEnd"/>
+      <w:r>
+        <w:t xml:space="preserve"> </w:t>
+      </w:r>
+      <w:proofErr w:type="spellStart"/>
+      <w:r>
+        <w:t>verschijnt</w:t>
+      </w:r>
+      <w:proofErr w:type="spellEnd"/>
+      <w:r>
+        <w:t xml:space="preserve"> </w:t>
+      </w:r>
+      <w:proofErr w:type="spellStart"/>
+      <w:r>
+        <w:t>een</w:t>
+      </w:r>
+      <w:proofErr w:type="spellEnd"/>
+      <w:r>
+        <w:t xml:space="preserve"> scherm met </w:t>
+      </w:r>
+      <w:proofErr w:type="spellStart"/>
+      <w:r>
+        <w:t>een</w:t>
+      </w:r>
+      <w:proofErr w:type="spellEnd"/>
+      <w:r>
+        <w:t xml:space="preserve"> Restart-knop </w:t>
+      </w:r>
+      <w:proofErr w:type="spellStart"/>
+      <w:r>
+        <w:t>waarmee</w:t>
+      </w:r>
+      <w:proofErr w:type="spellEnd"/>
+      <w:r>
+        <w:t xml:space="preserve"> je het level </w:t>
+      </w:r>
+      <w:proofErr w:type="spellStart"/>
+      <w:r>
+        <w:t>opnieuw</w:t>
+      </w:r>
+      <w:proofErr w:type="spellEnd"/>
+      <w:r>
+        <w:t xml:space="preserve"> start.</w:t>
       </w:r>
     </w:p>
     <w:p>
@@ -1474,16 +2413,15 @@
         </w:rPr>
       </w:pPr>
       <w:r>
-        <w:br w:type="page"/>
-      </w:r>
-    </w:p>
-    <w:p>
-      <w:pPr>
-        <w:pStyle w:val="Heading1"/>
-      </w:pPr>
-      <w:r>
-        <w:lastRenderedPageBreak/>
-        <w:t xml:space="preserve">4. </w:t>
+        <w:rPr>
+          <w:color w:val="0070C0"/>
+          <w:sz w:val="32"/>
+          <w:szCs w:val="32"/>
+        </w:rPr>
+        <w:t>4.</w:t>
+      </w:r>
+      <w:r>
+        <w:t xml:space="preserve"> </w:t>
       </w:r>
       <w:proofErr w:type="spellStart"/>
       <w:r>
@@ -1513,12 +2451,6 @@
         <w:gridCol w:w="4500"/>
       </w:tblGrid>
       <w:tr>
-        <w:tblPrEx>
-          <w:tblCellMar>
-            <w:top w:w="0" w:type="dxa"/>
-            <w:bottom w:w="0" w:type="dxa"/>
-          </w:tblCellMar>
-        </w:tblPrEx>
         <w:trPr>
           <w:tblHeader/>
         </w:trPr>
@@ -1586,12 +2518,6 @@
         </w:tc>
       </w:tr>
       <w:tr>
-        <w:tblPrEx>
-          <w:tblCellMar>
-            <w:top w:w="0" w:type="dxa"/>
-            <w:bottom w:w="0" w:type="dxa"/>
-          </w:tblCellMar>
-        </w:tblPrEx>
         <w:tc>
           <w:tcPr>
             <w:tcW w:w="4500" w:type="dxa"/>
@@ -1610,12 +2536,21 @@
             </w:tcMar>
           </w:tcPr>
           <w:p>
-            <w:r>
-              <w:rPr>
-                <w:sz w:val="20"/>
-                <w:szCs w:val="20"/>
-              </w:rPr>
-              <w:t xml:space="preserve">Links / </w:t>
+            <w:proofErr w:type="spellStart"/>
+            <w:r>
+              <w:rPr>
+                <w:sz w:val="20"/>
+                <w:szCs w:val="20"/>
+              </w:rPr>
+              <w:t>Bewegen</w:t>
+            </w:r>
+            <w:proofErr w:type="spellEnd"/>
+            <w:r>
+              <w:rPr>
+                <w:sz w:val="20"/>
+                <w:szCs w:val="20"/>
+              </w:rPr>
+              <w:t xml:space="preserve"> (links / </w:t>
             </w:r>
             <w:proofErr w:type="spellStart"/>
             <w:r>
@@ -1626,6 +2561,13 @@
               <w:t>rechts</w:t>
             </w:r>
             <w:proofErr w:type="spellEnd"/>
+            <w:r>
+              <w:rPr>
+                <w:sz w:val="20"/>
+                <w:szCs w:val="20"/>
+              </w:rPr>
+              <w:t>)</w:t>
+            </w:r>
           </w:p>
         </w:tc>
         <w:tc>
@@ -1651,27 +2593,12 @@
                 <w:sz w:val="20"/>
                 <w:szCs w:val="20"/>
               </w:rPr>
-              <w:t xml:space="preserve">A / D of </w:t>
-            </w:r>
-            <w:proofErr w:type="spellStart"/>
-            <w:r>
-              <w:rPr>
-                <w:sz w:val="20"/>
-                <w:szCs w:val="20"/>
-              </w:rPr>
-              <w:t>pijltjes</w:t>
-            </w:r>
-            <w:proofErr w:type="spellEnd"/>
+              <w:t>A / D</w:t>
+            </w:r>
           </w:p>
         </w:tc>
       </w:tr>
       <w:tr>
-        <w:tblPrEx>
-          <w:tblCellMar>
-            <w:top w:w="0" w:type="dxa"/>
-            <w:bottom w:w="0" w:type="dxa"/>
-          </w:tblCellMar>
-        </w:tblPrEx>
         <w:tc>
           <w:tcPr>
             <w:tcW w:w="4500" w:type="dxa"/>
@@ -1696,7 +2623,7 @@
                 <w:sz w:val="20"/>
                 <w:szCs w:val="20"/>
               </w:rPr>
-              <w:t>Herstart</w:t>
+              <w:t>Opnieuw</w:t>
             </w:r>
             <w:proofErr w:type="spellEnd"/>
             <w:r>
@@ -1712,6 +2639,22 @@
                 <w:sz w:val="20"/>
                 <w:szCs w:val="20"/>
               </w:rPr>
+              <w:t>spelen</w:t>
+            </w:r>
+            <w:proofErr w:type="spellEnd"/>
+            <w:r>
+              <w:rPr>
+                <w:sz w:val="20"/>
+                <w:szCs w:val="20"/>
+              </w:rPr>
+              <w:t xml:space="preserve"> (</w:t>
+            </w:r>
+            <w:proofErr w:type="spellStart"/>
+            <w:r>
+              <w:rPr>
+                <w:sz w:val="20"/>
+                <w:szCs w:val="20"/>
+              </w:rPr>
               <w:t>na</w:t>
             </w:r>
             <w:proofErr w:type="spellEnd"/>
@@ -1720,7 +2663,7 @@
                 <w:sz w:val="20"/>
                 <w:szCs w:val="20"/>
               </w:rPr>
-              <w:t xml:space="preserve"> game over</w:t>
+              <w:t xml:space="preserve"> game over / win)</w:t>
             </w:r>
           </w:p>
         </w:tc>
@@ -1742,21 +2685,12 @@
             </w:tcMar>
           </w:tcPr>
           <w:p>
-            <w:proofErr w:type="spellStart"/>
-            <w:r>
-              <w:rPr>
-                <w:sz w:val="20"/>
-                <w:szCs w:val="20"/>
-              </w:rPr>
-              <w:t>Spatie</w:t>
-            </w:r>
-            <w:proofErr w:type="spellEnd"/>
-            <w:r>
-              <w:rPr>
-                <w:sz w:val="20"/>
-                <w:szCs w:val="20"/>
-              </w:rPr>
-              <w:t xml:space="preserve"> of “Retry”-knop</w:t>
+            <w:r>
+              <w:rPr>
+                <w:sz w:val="20"/>
+                <w:szCs w:val="20"/>
+              </w:rPr>
+              <w:t>Restart-knop op het scherm</w:t>
             </w:r>
           </w:p>
         </w:tc>
@@ -1793,15 +2727,15 @@
       </w:r>
       <w:proofErr w:type="spellEnd"/>
       <w:r>
-        <w:t xml:space="preserve"> — knop “</w:t>
-      </w:r>
-      <w:proofErr w:type="spellStart"/>
-      <w:r>
-        <w:t>Spelen</w:t>
-      </w:r>
-      <w:proofErr w:type="spellEnd"/>
-      <w:r>
-        <w:t xml:space="preserve">” </w:t>
+        <w:t xml:space="preserve"> - </w:t>
+      </w:r>
+      <w:proofErr w:type="spellStart"/>
+      <w:r>
+        <w:t>titel</w:t>
+      </w:r>
+      <w:proofErr w:type="spellEnd"/>
+      <w:r>
+        <w:t xml:space="preserve"> </w:t>
       </w:r>
       <w:proofErr w:type="spellStart"/>
       <w:r>
@@ -1809,23 +2743,31 @@
       </w:r>
       <w:proofErr w:type="spellEnd"/>
       <w:r>
-        <w:t xml:space="preserve"> “</w:t>
-      </w:r>
-      <w:proofErr w:type="spellStart"/>
-      <w:r>
-        <w:t>Afsluiten</w:t>
-      </w:r>
-      <w:proofErr w:type="spellEnd"/>
-      <w:r>
-        <w:t xml:space="preserve">”, met Best Education-logo </w:t>
-      </w:r>
-      <w:proofErr w:type="spellStart"/>
-      <w:r>
-        <w:t>en</w:t>
-      </w:r>
-      <w:proofErr w:type="spellEnd"/>
-      <w:r>
-        <w:t xml:space="preserve"> slogan.</w:t>
+        <w:t xml:space="preserve"> </w:t>
+      </w:r>
+      <w:proofErr w:type="spellStart"/>
+      <w:r>
+        <w:t>een</w:t>
+      </w:r>
+      <w:proofErr w:type="spellEnd"/>
+      <w:r>
+        <w:t xml:space="preserve"> 'Play'-knop die het </w:t>
+      </w:r>
+      <w:proofErr w:type="spellStart"/>
+      <w:r>
+        <w:t>spel</w:t>
+      </w:r>
+      <w:proofErr w:type="spellEnd"/>
+      <w:r>
+        <w:t xml:space="preserve"> (scenes/</w:t>
+      </w:r>
+      <w:proofErr w:type="spellStart"/>
+      <w:r>
+        <w:t>main.tscn</w:t>
+      </w:r>
+      <w:proofErr w:type="spellEnd"/>
+      <w:r>
+        <w:t>) start.</w:t>
       </w:r>
     </w:p>
     <w:p>
@@ -1833,19 +2775,59 @@
         <w:spacing w:after="120"/>
       </w:pPr>
       <w:r>
-        <w:t xml:space="preserve">2. Gameplay — score </w:t>
-      </w:r>
-      <w:proofErr w:type="spellStart"/>
-      <w:r>
-        <w:t>linksboven</w:t>
-      </w:r>
-      <w:proofErr w:type="spellEnd"/>
-      <w:r>
-        <w:t xml:space="preserve">, mini-logo </w:t>
-      </w:r>
-      <w:proofErr w:type="spellStart"/>
-      <w:r>
-        <w:t>rechtsboven</w:t>
+        <w:t xml:space="preserve">2. Gameplay - de </w:t>
+      </w:r>
+      <w:proofErr w:type="spellStart"/>
+      <w:r>
+        <w:t>speler</w:t>
+      </w:r>
+      <w:proofErr w:type="spellEnd"/>
+      <w:r>
+        <w:t xml:space="preserve">, de </w:t>
+      </w:r>
+      <w:proofErr w:type="spellStart"/>
+      <w:r>
+        <w:t>heen</w:t>
+      </w:r>
+      <w:proofErr w:type="spellEnd"/>
+      <w:r>
+        <w:t>-</w:t>
+      </w:r>
+      <w:proofErr w:type="spellStart"/>
+      <w:r>
+        <w:t>en</w:t>
+      </w:r>
+      <w:proofErr w:type="spellEnd"/>
+      <w:r>
+        <w:t xml:space="preserve">-weer </w:t>
+      </w:r>
+      <w:proofErr w:type="spellStart"/>
+      <w:r>
+        <w:t>rijdende</w:t>
+      </w:r>
+      <w:proofErr w:type="spellEnd"/>
+      <w:r>
+        <w:t xml:space="preserve"> auto's met het Best Education-logo, </w:t>
+      </w:r>
+      <w:proofErr w:type="spellStart"/>
+      <w:r>
+        <w:t>en</w:t>
+      </w:r>
+      <w:proofErr w:type="spellEnd"/>
+      <w:r>
+        <w:t xml:space="preserve"> het Best Education-logo </w:t>
+      </w:r>
+      <w:proofErr w:type="spellStart"/>
+      <w:r>
+        <w:t>onderin</w:t>
+      </w:r>
+      <w:proofErr w:type="spellEnd"/>
+      <w:r>
+        <w:t xml:space="preserve"> het </w:t>
+      </w:r>
+      <w:proofErr w:type="spellStart"/>
+      <w:r>
+        <w:t>speelveld</w:t>
       </w:r>
       <w:proofErr w:type="spellEnd"/>
       <w:r>
@@ -1857,23 +2839,71 @@
         <w:spacing w:after="120"/>
       </w:pPr>
       <w:r>
-        <w:t xml:space="preserve">3. Game over — score, high-score, “Retry”-knop </w:t>
-      </w:r>
-      <w:proofErr w:type="spellStart"/>
-      <w:r>
-        <w:t>en</w:t>
-      </w:r>
-      <w:proofErr w:type="spellEnd"/>
-      <w:r>
-        <w:t xml:space="preserve"> logo </w:t>
-      </w:r>
-      <w:proofErr w:type="spellStart"/>
-      <w:r>
-        <w:t>zichtbaar</w:t>
-      </w:r>
-      <w:proofErr w:type="spellEnd"/>
-      <w:r>
-        <w:t>.</w:t>
+        <w:t xml:space="preserve">3. </w:t>
+      </w:r>
+      <w:proofErr w:type="spellStart"/>
+      <w:r>
+        <w:t>Eindschermen</w:t>
+      </w:r>
+      <w:proofErr w:type="spellEnd"/>
+      <w:r>
+        <w:t xml:space="preserve"> - 'You Win!' </w:t>
+      </w:r>
+      <w:proofErr w:type="spellStart"/>
+      <w:r>
+        <w:t>wanneer</w:t>
+      </w:r>
+      <w:proofErr w:type="spellEnd"/>
+      <w:r>
+        <w:t xml:space="preserve"> je de finish </w:t>
+      </w:r>
+      <w:proofErr w:type="spellStart"/>
+      <w:r>
+        <w:t>bereikt</w:t>
+      </w:r>
+      <w:proofErr w:type="spellEnd"/>
+      <w:r>
+        <w:t xml:space="preserve"> of 'Game Over!' </w:t>
+      </w:r>
+      <w:proofErr w:type="spellStart"/>
+      <w:r>
+        <w:t>bij</w:t>
+      </w:r>
+      <w:proofErr w:type="spellEnd"/>
+      <w:r>
+        <w:t xml:space="preserve"> </w:t>
+      </w:r>
+      <w:proofErr w:type="spellStart"/>
+      <w:r>
+        <w:t>een</w:t>
+      </w:r>
+      <w:proofErr w:type="spellEnd"/>
+      <w:r>
+        <w:t xml:space="preserve"> </w:t>
+      </w:r>
+      <w:proofErr w:type="spellStart"/>
+      <w:r>
+        <w:t>botsing</w:t>
+      </w:r>
+      <w:proofErr w:type="spellEnd"/>
+      <w:r>
+        <w:t xml:space="preserve">, </w:t>
+      </w:r>
+      <w:proofErr w:type="spellStart"/>
+      <w:r>
+        <w:t>beide</w:t>
+      </w:r>
+      <w:proofErr w:type="spellEnd"/>
+      <w:r>
+        <w:t xml:space="preserve"> met </w:t>
+      </w:r>
+      <w:proofErr w:type="spellStart"/>
+      <w:r>
+        <w:t>een</w:t>
+      </w:r>
+      <w:proofErr w:type="spellEnd"/>
+      <w:r>
+        <w:t xml:space="preserve"> Restart-knop.</w:t>
       </w:r>
     </w:p>
     <w:p>
@@ -1919,27 +2949,11 @@
       </w:r>
       <w:proofErr w:type="spellStart"/>
       <w:r>
-        <w:t>Kleurenpalet</w:t>
-      </w:r>
-      <w:proofErr w:type="spellEnd"/>
-      <w:r>
-        <w:t xml:space="preserve">: </w:t>
-      </w:r>
-      <w:proofErr w:type="spellStart"/>
-      <w:r>
-        <w:t>blauw</w:t>
-      </w:r>
-      <w:proofErr w:type="spellEnd"/>
-      <w:r>
-        <w:t xml:space="preserve">, wit, </w:t>
-      </w:r>
-      <w:proofErr w:type="spellStart"/>
-      <w:r>
-        <w:t>oranje</w:t>
-      </w:r>
-      <w:proofErr w:type="spellEnd"/>
-      <w:r>
-        <w:t xml:space="preserve"> (</w:t>
+        <w:t>Kleuren</w:t>
+      </w:r>
+      <w:proofErr w:type="spellEnd"/>
+      <w:r>
+        <w:t xml:space="preserve"> in de </w:t>
       </w:r>
       <w:proofErr w:type="spellStart"/>
       <w:r>
@@ -1947,15 +2961,47 @@
       </w:r>
       <w:proofErr w:type="spellEnd"/>
       <w:r>
-        <w:t xml:space="preserve"> Best Education B.V.). </w:t>
-      </w:r>
-      <w:proofErr w:type="spellStart"/>
-      <w:r>
-        <w:t>Lettertype</w:t>
-      </w:r>
-      <w:proofErr w:type="spellEnd"/>
-      <w:r>
-        <w:t>: Press Start 2P. Assets via Kenney.nl (gratis).</w:t>
+        <w:t xml:space="preserve"> van Best Education B.V. Assets via Kenney.nl (Pico-8 </w:t>
+      </w:r>
+      <w:proofErr w:type="spellStart"/>
+      <w:r>
+        <w:t>en</w:t>
+      </w:r>
+      <w:proofErr w:type="spellEnd"/>
+      <w:r>
+        <w:t xml:space="preserve"> Pixel Platformer, gratis). Het Best Education-logo is in de game </w:t>
+      </w:r>
+      <w:proofErr w:type="spellStart"/>
+      <w:r>
+        <w:t>verwerkt</w:t>
+      </w:r>
+      <w:proofErr w:type="spellEnd"/>
+      <w:r>
+        <w:t xml:space="preserve"> op de auto's </w:t>
+      </w:r>
+      <w:proofErr w:type="spellStart"/>
+      <w:r>
+        <w:t>en</w:t>
+      </w:r>
+      <w:proofErr w:type="spellEnd"/>
+      <w:r>
+        <w:t xml:space="preserve"> </w:t>
+      </w:r>
+      <w:proofErr w:type="spellStart"/>
+      <w:r>
+        <w:t>onderin</w:t>
+      </w:r>
+      <w:proofErr w:type="spellEnd"/>
+      <w:r>
+        <w:t xml:space="preserve"> het </w:t>
+      </w:r>
+      <w:proofErr w:type="spellStart"/>
+      <w:r>
+        <w:t>speelveld</w:t>
+      </w:r>
+      <w:proofErr w:type="spellEnd"/>
+      <w:r>
+        <w:t>.</w:t>
       </w:r>
     </w:p>
     <w:p>
@@ -1975,8 +3021,69 @@
       <w:pPr>
         <w:spacing w:after="120"/>
       </w:pPr>
-      <w:r>
-        <w:t>Rivier/</w:t>
+      <w:proofErr w:type="spellStart"/>
+      <w:r>
+        <w:t>highscore</w:t>
+      </w:r>
+      <w:proofErr w:type="spellEnd"/>
+      <w:r>
+        <w:t>, audio (</w:t>
+      </w:r>
+      <w:proofErr w:type="spellStart"/>
+      <w:r>
+        <w:t>muziek</w:t>
+      </w:r>
+      <w:proofErr w:type="spellEnd"/>
+      <w:r>
+        <w:t xml:space="preserve">/SFX), </w:t>
+      </w:r>
+      <w:proofErr w:type="spellStart"/>
+      <w:r>
+        <w:t>een</w:t>
+      </w:r>
+      <w:proofErr w:type="spellEnd"/>
+      <w:r>
+        <w:t xml:space="preserve"> </w:t>
+      </w:r>
+      <w:proofErr w:type="spellStart"/>
+      <w:r>
+        <w:t>oplopende</w:t>
+      </w:r>
+      <w:proofErr w:type="spellEnd"/>
+      <w:r>
+        <w:t xml:space="preserve"> </w:t>
+      </w:r>
+      <w:proofErr w:type="spellStart"/>
+      <w:r>
+        <w:t>moeilijkheidsgraad</w:t>
+      </w:r>
+      <w:proofErr w:type="spellEnd"/>
+      <w:r>
+        <w:t xml:space="preserve">, </w:t>
+      </w:r>
+      <w:proofErr w:type="spellStart"/>
+      <w:r>
+        <w:t>een</w:t>
+      </w:r>
+      <w:proofErr w:type="spellEnd"/>
+      <w:r>
+        <w:t xml:space="preserve"> </w:t>
+      </w:r>
+      <w:proofErr w:type="spellStart"/>
+      <w:r>
+        <w:t>pauzemenu</w:t>
+      </w:r>
+      <w:proofErr w:type="spellEnd"/>
+      <w:r>
+        <w:t xml:space="preserve">, </w:t>
+      </w:r>
+      <w:proofErr w:type="spellStart"/>
+      <w:r>
+        <w:t>rivier</w:t>
+      </w:r>
+      <w:proofErr w:type="spellEnd"/>
+      <w:r>
+        <w:t>/</w:t>
       </w:r>
       <w:proofErr w:type="spellStart"/>
       <w:r>
@@ -1992,7 +3099,15 @@
       </w:r>
       <w:proofErr w:type="spellEnd"/>
       <w:r>
-        <w:t xml:space="preserve">, power-ups, online leaderboard, multiplayer, </w:t>
+        <w:t xml:space="preserve">, power-ups, online leaderboard, multiplayer </w:t>
+      </w:r>
+      <w:proofErr w:type="spellStart"/>
+      <w:r>
+        <w:t>en</w:t>
+      </w:r>
+      <w:proofErr w:type="spellEnd"/>
+      <w:r>
+        <w:t xml:space="preserve"> </w:t>
       </w:r>
       <w:proofErr w:type="spellStart"/>
       <w:r>
@@ -2012,7 +3127,7 @@
       </w:r>
       <w:proofErr w:type="spellStart"/>
       <w:r>
-        <w:t>mogelijk</w:t>
+        <w:t>mogelijke</w:t>
       </w:r>
       <w:proofErr w:type="spellEnd"/>
       <w:r>
@@ -2032,7 +3147,111 @@
       </w:r>
       <w:proofErr w:type="spellEnd"/>
       <w:r>
-        <w:t>.</w:t>
+        <w:t>. (</w:t>
+      </w:r>
+      <w:proofErr w:type="spellStart"/>
+      <w:r>
+        <w:t>Verzamelbare</w:t>
+      </w:r>
+      <w:proofErr w:type="spellEnd"/>
+      <w:r>
+        <w:t xml:space="preserve"> </w:t>
+      </w:r>
+      <w:proofErr w:type="spellStart"/>
+      <w:r>
+        <w:t>munten</w:t>
+      </w:r>
+      <w:proofErr w:type="spellEnd"/>
+      <w:r>
+        <w:t xml:space="preserve"> </w:t>
+      </w:r>
+      <w:proofErr w:type="spellStart"/>
+      <w:r>
+        <w:t>stonden</w:t>
+      </w:r>
+      <w:proofErr w:type="spellEnd"/>
+      <w:r>
+        <w:t xml:space="preserve"> </w:t>
+      </w:r>
+      <w:proofErr w:type="spellStart"/>
+      <w:r>
+        <w:t>hier</w:t>
+      </w:r>
+      <w:proofErr w:type="spellEnd"/>
+      <w:r>
+        <w:t xml:space="preserve"> </w:t>
+      </w:r>
+      <w:proofErr w:type="spellStart"/>
+      <w:r>
+        <w:t>eerder</w:t>
+      </w:r>
+      <w:proofErr w:type="spellEnd"/>
+      <w:r>
+        <w:t xml:space="preserve"> </w:t>
+      </w:r>
+      <w:proofErr w:type="spellStart"/>
+      <w:r>
+        <w:t>ook</w:t>
+      </w:r>
+      <w:proofErr w:type="spellEnd"/>
+      <w:r>
+        <w:t xml:space="preserve"> </w:t>
+      </w:r>
+      <w:proofErr w:type="spellStart"/>
+      <w:r>
+        <w:t>bij</w:t>
+      </w:r>
+      <w:proofErr w:type="spellEnd"/>
+      <w:r>
+        <w:t xml:space="preserve">, maar </w:t>
+      </w:r>
+      <w:proofErr w:type="spellStart"/>
+      <w:r>
+        <w:t>zijn</w:t>
+      </w:r>
+      <w:proofErr w:type="spellEnd"/>
+      <w:r>
+        <w:t xml:space="preserve"> </w:t>
+      </w:r>
+      <w:proofErr w:type="spellStart"/>
+      <w:r>
+        <w:t>inmiddels</w:t>
+      </w:r>
+      <w:proofErr w:type="spellEnd"/>
+      <w:r>
+        <w:t xml:space="preserve"> </w:t>
+      </w:r>
+      <w:proofErr w:type="spellStart"/>
+      <w:r>
+        <w:t>wel</w:t>
+      </w:r>
+      <w:proofErr w:type="spellEnd"/>
+      <w:r>
+        <w:t xml:space="preserve"> </w:t>
+      </w:r>
+      <w:proofErr w:type="spellStart"/>
+      <w:r>
+        <w:t>gerealiseerd</w:t>
+      </w:r>
+      <w:proofErr w:type="spellEnd"/>
+      <w:r>
+        <w:t xml:space="preserve">, </w:t>
+      </w:r>
+      <w:proofErr w:type="spellStart"/>
+      <w:r>
+        <w:t>zie</w:t>
+      </w:r>
+      <w:proofErr w:type="spellEnd"/>
+      <w:r>
+        <w:t xml:space="preserve"> </w:t>
+      </w:r>
+      <w:proofErr w:type="spellStart"/>
+      <w:r>
+        <w:t>hoofdstuk</w:t>
+      </w:r>
+      <w:proofErr w:type="spellEnd"/>
+      <w:r>
+        <w:t xml:space="preserve"> 3.)</w:t>
       </w:r>
     </w:p>
     <w:p>
@@ -2071,7 +3290,29 @@
       </w:r>
       <w:proofErr w:type="spellEnd"/>
       <w:r>
-        <w:t xml:space="preserve"> Best Education B.V.: ____________________________     Datum: __________</w:t>
+        <w:t xml:space="preserve"> Best Education B.V.:</w:t>
+      </w:r>
+      <w:r>
+        <w:t xml:space="preserve"> </w:t>
+      </w:r>
+      <w:r>
+        <w:tab/>
+        <w:t>Rob Demmie</w:t>
+      </w:r>
+      <w:r>
+        <w:t xml:space="preserve">  </w:t>
+      </w:r>
+      <w:r>
+        <w:tab/>
+      </w:r>
+      <w:r>
+        <w:tab/>
+      </w:r>
+      <w:r>
+        <w:t xml:space="preserve">Datum: </w:t>
+      </w:r>
+      <w:r>
+        <w:t>15/06/2026</w:t>
       </w:r>
     </w:p>
     <w:p>
@@ -2084,7 +3325,32 @@
       </w:r>
       <w:proofErr w:type="spellEnd"/>
       <w:r>
-        <w:t xml:space="preserve"> developer: ____________________________     Datum: __________</w:t>
+        <w:t xml:space="preserve"> developer: </w:t>
+      </w:r>
+      <w:r>
+        <w:tab/>
+      </w:r>
+      <w:r>
+        <w:tab/>
+      </w:r>
+      <w:r>
+        <w:tab/>
+      </w:r>
+      <w:r>
+        <w:tab/>
+        <w:t>Adil Harhour</w:t>
+      </w:r>
+      <w:r>
+        <w:t xml:space="preserve">    </w:t>
+      </w:r>
+      <w:r>
+        <w:tab/>
+      </w:r>
+      <w:r>
+        <w:t xml:space="preserve">Datum: </w:t>
+      </w:r>
+      <w:r>
+        <w:t>15/06/2026</w:t>
       </w:r>
     </w:p>
     <w:sectPr>
